--- a/zht/docx/45.content.docx
+++ b/zht/docx/45.content.docx
@@ -136,13 +136,6 @@
         <w:rPr>
           <w:lang w:val="zh_TW" w:bidi="zh_TW"/>
         </w:rPr>
-      </w:r>
-      <w:r>
-        <w:rPr>
-          <w:i/>
-          <w:lang w:val="zh_TW" w:bidi="zh_TW"/>
-        </w:rPr>
-        <w:t>羅馬書 1:1–2, 羅馬書 1:3, 羅馬書 1:4, 羅馬書 1:5, 羅馬書 1:8, 羅馬書 1:11, 羅馬書 1:13, 羅馬書 1:16, 羅馬書 1:17, 羅馬書 1:18–19, 羅馬書 1:20, 羅馬書 1:20 (#2), 羅馬書 1:21, 羅馬書 1:24, 羅馬書 1:26–27, 羅馬書 1:28, 羅馬書 1:29, 羅馬書 1:32, 羅馬書 1:32 (#2), 羅馬書 2:1, 羅馬書 2:2, 羅馬書 2:4, 羅馬書 2:5, 羅馬書 2:7, 羅馬書 2:8–9, 羅馬書 2:12, 羅馬書 2:13, 羅馬書 2:14, 羅馬書 2:21, 羅馬書 2:21–22, 羅馬書 2:23–24, 羅馬書 2:25, 羅馬書 2:26, 羅馬書 2:28–29, 羅馬書 2:29, 羅馬書 3:1–2, 羅馬書 3:4, 羅馬書 3:5–6, 羅馬書 3:8, 羅馬書 3:9–10, 羅馬書 3:11, 羅馬書 3:20, 羅馬書 3:20 (#2), 羅馬書 3:21, 羅馬書 3:22, 羅馬書 3:24, 羅馬書 3:25, 羅馬書 3:26, 羅馬書 3:28, 羅馬書 3:30, 羅馬書 3:31, 羅馬書 4:2, 羅馬書 4:3, 羅馬書 4:5, 羅馬書 4:6–8, 羅馬書 4:9–10, 羅馬書 4:11–12, 羅馬書 4:13, 羅馬書 4:14, 羅馬書 4:16, 羅馬書 4:17, 羅馬書 4:18, 羅馬書 4:18–19, 羅馬書 4:20, 羅馬書 4:23–24, 羅馬書 4:25, 羅馬書 5:1, 羅馬書 5:3–4, 羅馬書 5:8, 羅馬書 5:9, 羅馬書 5:10, 羅馬書 5:12, 羅馬書 5:14, 羅馬書 5:15, 羅馬書 5:16, 羅馬書 5:17, 羅馬書 5:19, 羅馬書 5:20, 羅馬書 5:20 (#2), 羅馬書 6:1–2, 羅馬書 6:3, 羅馬書 6:4, 羅馬書 6:5, 羅馬書 6:6, 羅馬書 6:9, 羅馬書 6:10, 羅馬書 6:10–11, 羅馬書 6:10–11 (#2), 羅馬書 6:13, 羅馬書 6:14, 羅馬書 6:18–19, 羅馬書 6:22, 羅馬書 6:23, 羅馬書 6:23 (#2), 羅馬書 7:1, 羅馬書 7:2, 羅馬書 7:3, 羅馬書 7:4, 羅馬書 7:4 (#2), 羅馬書 7:7, 羅馬書 7:7 (#2), 羅馬書 7:8, 羅馬書 7:12, 羅馬書 7:13, 羅馬書 7:16, 羅馬書 7:17, 羅馬書 7:18, 羅馬書 7:21, 羅馬書 7:22, 羅馬書 7:23, 羅馬書 7:25, 羅馬書 8:2, 羅馬書 8:3, 羅馬書 8:4–5, 羅馬書 8:7, 羅馬書 8:9, 羅馬書 8:11, 羅馬書 8:14, 羅馬書 8:15, 羅馬書 8:17, 羅馬書 8:18–19, 羅馬書 8:21, 羅馬書 8:21 (#2), 羅馬書 8:23–25, 羅馬書 8:26–27, 羅馬書 8:28, 羅馬書 8:29, 羅馬書 8:30, 羅馬書 8:32, 羅馬書 8:34, 羅馬書 8:37, 羅馬書 8:39, 羅馬書 9:3, 羅馬書 9:4, 羅馬書 9:6–7, 羅馬書 9:8, 羅馬書 9:8 (#2), 羅馬書 9:10–12, 羅馬書 9:14–16, 羅馬書 9:16, 羅馬書 9:20, 羅馬書 9:22, 羅馬書 9:23, 羅馬書 9:24, 羅馬書 9:27, 羅馬書 9:30, 羅馬書 9:32, 羅馬書 9:32–33, 羅馬書 9:33, 羅馬書 10:1, 羅馬書 10:3, 羅馬書 10:3 (#2), 羅馬書 10:4, 羅馬書 10:8, 羅馬書 10:9, 羅馬書 10:13, 羅馬書 10:14–15, 羅馬書 10:17, 羅馬書 10:18, 羅馬書 10:19, 羅馬書 10:21, 羅馬書 11:1, 羅馬書 11:5, 羅馬書 11:7, 羅馬書 11:8, 羅馬書 11:11, 羅馬書 11:11 (#2), 羅馬書 11:13–17, 羅馬書 11:18, 羅馬書 11:20–21, 羅馬書 11:23–24, 羅馬書 11:25, 羅馬書 11:28–29, 羅馬書 11:30–32, 羅馬書 11:30–32 (#2), 羅馬書 11:33–34, 羅馬書 11:36, 羅馬書 12:1, 羅馬書 12:2, 羅馬書 12:3, 羅馬書 12:4–5, 羅馬書 12:6, 羅馬書 12:10, 羅馬書 12:13, 羅馬書 12:14, 羅馬書 12:16, 羅馬書 12:18, 羅馬書 12:19, 羅馬書 12:21, 羅馬書 13:1, 羅馬書 13:2, 羅馬書 13:3, 羅馬書 13:4, 羅馬書 13:6, 羅馬書 13:8, 羅馬書 13:8 (#2), 羅馬書 13:9, 羅馬書 13:10, 羅馬書 13:12, 羅馬書 13:13, 羅馬書 13:14, 羅馬書 14:2, 羅馬書 14:3, 羅馬書 14:3–4, 羅馬書 14:5, 羅馬書 14:7–8, 羅馬書 14:10, 羅馬書 14:13, 羅馬書 14:14, 羅馬書 14:17, 羅馬書 14:21, 羅馬書 14:23, 羅馬書 15:1–2, 羅馬書 15:3, 羅馬書 15:4, 羅馬書 15:5, 羅馬書 15:8–9, 羅馬書 15:10–11, 羅馬書 15:13, 羅馬書 15:16, 羅馬書 15:18–19, 羅馬書 15:20–21, 羅馬書 15:24, 羅馬書 15:25, 羅馬書 15:27, 羅馬書 15:31, 羅馬書 16:1–2, 羅馬書 16:4, 羅馬書 16:5, 羅馬書 16:7, 羅馬書 16:16, 羅馬書 16:17, 羅馬書 16:17–18, 羅馬書 16:19, 羅馬書 16:20, 羅馬書 16:22, 羅馬書 16:23, 羅馬書 16:25–26, 羅馬書 16:26</w:t>
       </w:r>
       <w:r>
         <w:rPr>

--- a/zht/docx/45.content.docx
+++ b/zht/docx/45.content.docx
@@ -123,19 +123,6 @@
           <w:lang w:val="zh_TW" w:bidi="zh_TW"/>
         </w:rPr>
         <w:t>ROM</w:t>
-      </w:r>
-      <w:r>
-        <w:rPr>
-          <w:lang w:val="zh_TW" w:bidi="zh_TW"/>
-        </w:rPr>
-      </w:r>
-    </w:p>
-    <w:p>
-      <w:pPr/>
-      <w:r>
-        <w:rPr>
-          <w:lang w:val="zh_TW" w:bidi="zh_TW"/>
-        </w:rPr>
       </w:r>
       <w:r>
         <w:rPr>

--- a/zht/docx/45.content.docx
+++ b/zht/docx/45.content.docx
@@ -19,7 +19,7 @@
         <w:rPr>
           <w:lang w:val="zh_TW" w:bidi="zh_TW"/>
         </w:rPr>
-        <w:t>Resource: 翻譯問題 (unfoldingWord)</w:t>
+        <w:t>Resource: unfoldingWord® Translation Questions</w:t>
       </w:r>
       <w:r>
         <w:rPr>
@@ -85,7 +85,7 @@
         <w:rPr>
           <w:lang w:val="zh_TW" w:bidi="zh_TW"/>
         </w:rPr>
-        <w:t>翻譯問題 (unfoldingWord)</w:t>
+        <w:t>unfoldingWord® Translation Questions</w:t>
       </w:r>
     </w:p>
     <w:p>
